--- a/2-periodo/Limite e derivada/LISTA 1.docx
+++ b/2-periodo/Limite e derivada/LISTA 1.docx
@@ -23,7 +23,17 @@
           <w:sz w:val="28"/>
           <w:szCs w:val="28"/>
         </w:rPr>
-        <w:t>Lista 1</w:t>
+        <w:t xml:space="preserve">Lista </w:t>
+      </w:r>
+      <w:r>
+        <w:rPr>
+          <w:rFonts w:ascii="Times New Roman" w:hAnsi="Times New Roman" w:cs="Times New Roman"/>
+          <w:b/>
+          <w:bCs/>
+          <w:sz w:val="28"/>
+          <w:szCs w:val="28"/>
+        </w:rPr>
+        <w:t>2</w:t>
       </w:r>
     </w:p>
     <w:p>
@@ -69,7 +79,7 @@
           <w:sz w:val="24"/>
           <w:szCs w:val="24"/>
         </w:rPr>
-        <w:t>6</w:t>
+        <w:t>1</w:t>
       </w:r>
       <w:r>
         <w:rPr>
@@ -89,7 +99,7 @@
           <w:sz w:val="24"/>
           <w:szCs w:val="24"/>
         </w:rPr>
-        <w:t>agosto</w:t>
+        <w:t>setembro</w:t>
       </w:r>
       <w:r>
         <w:rPr>
